--- a/GitUsage.docx
+++ b/GitUsage.docx
@@ -11,44 +11,74 @@
       </w:r>
     </w:p>
     <w:p>
+      <w:pPr>
+        <w:numPr>
+          <w:ilvl w:val="0"/>
+          <w:numId w:val="2"/>
+        </w:numPr>
+      </w:pPr>
       <w:r>
-        <w:t>Initial problem:</w:t>
+        <w:t>A short write</w:t>
+      </w:r>
+      <w:r>
+        <w:noBreakHyphen/>
+        <w:t>up (max ½ page) answering:</w:t>
       </w:r>
     </w:p>
     <w:p>
+      <w:pPr>
+        <w:numPr>
+          <w:ilvl w:val="1"/>
+          <w:numId w:val="2"/>
+        </w:numPr>
+      </w:pPr>
       <w:r>
-        <w:t xml:space="preserve">Initially it was hard to understand the git. Repository creation because I primary made the error to create the </w:t>
+        <w:t>"What problem does Git Flow solve for teams?"</w:t>
+      </w:r>
+    </w:p>
+    <w:p>
+      <w:pPr>
+        <w:numPr>
+          <w:ilvl w:val="1"/>
+          <w:numId w:val="2"/>
+        </w:numPr>
+      </w:pPr>
+      <w:r>
+        <w:t>"Which Git command did you find most useful and why?"</w:t>
+      </w:r>
+    </w:p>
+    <w:p>
+      <w:pPr>
+        <w:pStyle w:val="ListParagraph"/>
+        <w:numPr>
+          <w:ilvl w:val="0"/>
+          <w:numId w:val="5"/>
+        </w:numPr>
+      </w:pPr>
+      <w:r>
+        <w:t xml:space="preserve">A) GitHub solves the issue with multiple people working on the same feature or project together and keep their edits separate but connected so that the code can be tested and checked before released or merged with the main branch. If there are conflicts these will be flagged to be handled manually. This way it is harder to accidentally delete someone else’s code or cause trouble in the main branch when trying to design and implement different features. </w:t>
+      </w:r>
+    </w:p>
+    <w:p>
+      <w:pPr>
+        <w:pStyle w:val="ListParagraph"/>
+        <w:numPr>
+          <w:ilvl w:val="0"/>
+          <w:numId w:val="5"/>
+        </w:numPr>
+      </w:pPr>
+      <w:r>
+        <w:t>I like .</w:t>
       </w:r>
       <w:proofErr w:type="spellStart"/>
-      <w:proofErr w:type="gramStart"/>
       <w:r>
-        <w:t>git.repo</w:t>
+        <w:t>gitignore</w:t>
       </w:r>
       <w:proofErr w:type="spellEnd"/>
-      <w:proofErr w:type="gramEnd"/>
       <w:r>
-        <w:t xml:space="preserve"> in the wrong folder. And without knowing it I had made multiple </w:t>
-      </w:r>
-      <w:proofErr w:type="spellStart"/>
-      <w:proofErr w:type="gramStart"/>
-      <w:r>
-        <w:t>git.repos</w:t>
-      </w:r>
-      <w:proofErr w:type="spellEnd"/>
-      <w:proofErr w:type="gramEnd"/>
-      <w:r>
-        <w:t xml:space="preserve"> in multiple folders creating a specific Parent folder error. And none of these </w:t>
-      </w:r>
-      <w:proofErr w:type="gramStart"/>
-      <w:r>
-        <w:t>where</w:t>
-      </w:r>
-      <w:proofErr w:type="gramEnd"/>
-      <w:r>
-        <w:t xml:space="preserve"> connected to GitHub due to this error. </w:t>
+        <w:t xml:space="preserve"> to be able to have files separate and not push them but they are still in the same project file for you. But to be perfectly honest the Git Desktop app is amazing! Your edits, commits and pushes are more visible and easier to follow when you have a GUI that shows you the branches and commits and the little comment field for the [git commit -m “message here”] you can also easier see if you are committing the changes on the right branch. I find my commits, pushes, and work is organized better when using the desktop app. </w:t>
       </w:r>
     </w:p>
-    <w:p/>
     <w:sectPr>
       <w:pgSz w:w="11906" w:h="16838"/>
       <w:pgMar w:top="1440" w:right="1440" w:bottom="1440" w:left="1440" w:header="708" w:footer="708" w:gutter="0"/>
@@ -57,6 +87,647 @@
     </w:sectPr>
   </w:body>
 </w:document>
+</file>
+
+<file path=word/numbering.xml><?xml version="1.0" encoding="utf-8"?>
+<w:numbering xmlns:wpc="http://schemas.microsoft.com/office/word/2010/wordprocessingCanvas" xmlns:cx="http://schemas.microsoft.com/office/drawing/2014/chartex" xmlns:cx1="http://schemas.microsoft.com/office/drawing/2015/9/8/chartex" xmlns:cx2="http://schemas.microsoft.com/office/drawing/2015/10/21/chartex" xmlns:cx3="http://schemas.microsoft.com/office/drawing/2016/5/9/chartex" xmlns:cx4="http://schemas.microsoft.com/office/drawing/2016/5/10/chartex" xmlns:cx5="http://schemas.microsoft.com/office/drawing/2016/5/11/chartex" xmlns:cx6="http://schemas.microsoft.com/office/drawing/2016/5/12/chartex" xmlns:cx7="http://schemas.microsoft.com/office/drawing/2016/5/13/chartex" xmlns:cx8="http://schemas.microsoft.com/office/drawing/2016/5/14/chartex" xmlns:mc="http://schemas.openxmlformats.org/markup-compatibility/2006" xmlns:aink="http://schemas.microsoft.com/office/drawing/2016/ink" xmlns:am3d="http://schemas.microsoft.com/office/drawing/2017/model3d" xmlns:o="urn:schemas-microsoft-com:office:office" xmlns:oel="http://schemas.microsoft.com/office/2019/extlst" xmlns:r="http://schemas.openxmlformats.org/officeDocument/2006/relationships" xmlns:m="http://schemas.openxmlformats.org/officeDocument/2006/math" xmlns:v="urn:schemas-microsoft-com:vml" xmlns:wp14="http://schemas.microsoft.com/office/word/2010/wordprocessingDrawing" xmlns:wp="http://schemas.openxmlformats.org/drawingml/2006/wordprocessingDrawing" xmlns:w10="urn:schemas-microsoft-com:office:word" xmlns:w="http://schemas.openxmlformats.org/wordprocessingml/2006/main" xmlns:w14="http://schemas.microsoft.com/office/word/2010/wordml" xmlns:w15="http://schemas.microsoft.com/office/word/2012/wordml" xmlns:w16cex="http://schemas.microsoft.com/office/word/2018/wordml/cex" xmlns:w16cid="http://schemas.microsoft.com/office/word/2016/wordml/cid" xmlns:w16="http://schemas.microsoft.com/office/word/2018/wordml" xmlns:w16du="http://schemas.microsoft.com/office/word/2023/wordml/word16du" xmlns:w16sdtdh="http://schemas.microsoft.com/office/word/2020/wordml/sdtdatahash" xmlns:w16sdtfl="http://schemas.microsoft.com/office/word/2024/wordml/sdtformatlock" xmlns:w16se="http://schemas.microsoft.com/office/word/2015/wordml/symex" xmlns:wpg="http://schemas.microsoft.com/office/word/2010/wordprocessingGroup" xmlns:wpi="http://schemas.microsoft.com/office/word/2010/wordprocessingInk" xmlns:wne="http://schemas.microsoft.com/office/word/2006/wordml" xmlns:wps="http://schemas.microsoft.com/office/word/2010/wordprocessingShape" mc:Ignorable="w14 w15 w16se w16cid w16 w16cex w16sdtdh w16sdtfl w16du wp14">
+  <w:abstractNum w:abstractNumId="0" w15:restartNumberingAfterBreak="0">
+    <w:nsid w:val="1F1D52BE"/>
+    <w:multiLevelType w:val="multilevel"/>
+    <w:tmpl w:val="248EBB1A"/>
+    <w:lvl w:ilvl="0">
+      <w:start w:val="1"/>
+      <w:numFmt w:val="bullet"/>
+      <w:lvlText w:val=""/>
+      <w:lvlJc w:val="left"/>
+      <w:pPr>
+        <w:tabs>
+          <w:tab w:val="num" w:pos="720"/>
+        </w:tabs>
+        <w:ind w:left="720" w:hanging="360"/>
+      </w:pPr>
+      <w:rPr>
+        <w:rFonts w:ascii="Symbol" w:hAnsi="Symbol" w:hint="default"/>
+        <w:sz w:val="20"/>
+      </w:rPr>
+    </w:lvl>
+    <w:lvl w:ilvl="1" w:tentative="1">
+      <w:start w:val="1"/>
+      <w:numFmt w:val="bullet"/>
+      <w:lvlText w:val="o"/>
+      <w:lvlJc w:val="left"/>
+      <w:pPr>
+        <w:tabs>
+          <w:tab w:val="num" w:pos="1440"/>
+        </w:tabs>
+        <w:ind w:left="1440" w:hanging="360"/>
+      </w:pPr>
+      <w:rPr>
+        <w:rFonts w:ascii="Courier New" w:hAnsi="Courier New" w:hint="default"/>
+        <w:sz w:val="20"/>
+      </w:rPr>
+    </w:lvl>
+    <w:lvl w:ilvl="2" w:tentative="1">
+      <w:start w:val="1"/>
+      <w:numFmt w:val="bullet"/>
+      <w:lvlText w:val=""/>
+      <w:lvlJc w:val="left"/>
+      <w:pPr>
+        <w:tabs>
+          <w:tab w:val="num" w:pos="2160"/>
+        </w:tabs>
+        <w:ind w:left="2160" w:hanging="360"/>
+      </w:pPr>
+      <w:rPr>
+        <w:rFonts w:ascii="Wingdings" w:hAnsi="Wingdings" w:hint="default"/>
+        <w:sz w:val="20"/>
+      </w:rPr>
+    </w:lvl>
+    <w:lvl w:ilvl="3" w:tentative="1">
+      <w:start w:val="1"/>
+      <w:numFmt w:val="bullet"/>
+      <w:lvlText w:val=""/>
+      <w:lvlJc w:val="left"/>
+      <w:pPr>
+        <w:tabs>
+          <w:tab w:val="num" w:pos="2880"/>
+        </w:tabs>
+        <w:ind w:left="2880" w:hanging="360"/>
+      </w:pPr>
+      <w:rPr>
+        <w:rFonts w:ascii="Wingdings" w:hAnsi="Wingdings" w:hint="default"/>
+        <w:sz w:val="20"/>
+      </w:rPr>
+    </w:lvl>
+    <w:lvl w:ilvl="4" w:tentative="1">
+      <w:start w:val="1"/>
+      <w:numFmt w:val="bullet"/>
+      <w:lvlText w:val=""/>
+      <w:lvlJc w:val="left"/>
+      <w:pPr>
+        <w:tabs>
+          <w:tab w:val="num" w:pos="3600"/>
+        </w:tabs>
+        <w:ind w:left="3600" w:hanging="360"/>
+      </w:pPr>
+      <w:rPr>
+        <w:rFonts w:ascii="Wingdings" w:hAnsi="Wingdings" w:hint="default"/>
+        <w:sz w:val="20"/>
+      </w:rPr>
+    </w:lvl>
+    <w:lvl w:ilvl="5" w:tentative="1">
+      <w:start w:val="1"/>
+      <w:numFmt w:val="bullet"/>
+      <w:lvlText w:val=""/>
+      <w:lvlJc w:val="left"/>
+      <w:pPr>
+        <w:tabs>
+          <w:tab w:val="num" w:pos="4320"/>
+        </w:tabs>
+        <w:ind w:left="4320" w:hanging="360"/>
+      </w:pPr>
+      <w:rPr>
+        <w:rFonts w:ascii="Wingdings" w:hAnsi="Wingdings" w:hint="default"/>
+        <w:sz w:val="20"/>
+      </w:rPr>
+    </w:lvl>
+    <w:lvl w:ilvl="6" w:tentative="1">
+      <w:start w:val="1"/>
+      <w:numFmt w:val="bullet"/>
+      <w:lvlText w:val=""/>
+      <w:lvlJc w:val="left"/>
+      <w:pPr>
+        <w:tabs>
+          <w:tab w:val="num" w:pos="5040"/>
+        </w:tabs>
+        <w:ind w:left="5040" w:hanging="360"/>
+      </w:pPr>
+      <w:rPr>
+        <w:rFonts w:ascii="Wingdings" w:hAnsi="Wingdings" w:hint="default"/>
+        <w:sz w:val="20"/>
+      </w:rPr>
+    </w:lvl>
+    <w:lvl w:ilvl="7" w:tentative="1">
+      <w:start w:val="1"/>
+      <w:numFmt w:val="bullet"/>
+      <w:lvlText w:val=""/>
+      <w:lvlJc w:val="left"/>
+      <w:pPr>
+        <w:tabs>
+          <w:tab w:val="num" w:pos="5760"/>
+        </w:tabs>
+        <w:ind w:left="5760" w:hanging="360"/>
+      </w:pPr>
+      <w:rPr>
+        <w:rFonts w:ascii="Wingdings" w:hAnsi="Wingdings" w:hint="default"/>
+        <w:sz w:val="20"/>
+      </w:rPr>
+    </w:lvl>
+    <w:lvl w:ilvl="8" w:tentative="1">
+      <w:start w:val="1"/>
+      <w:numFmt w:val="bullet"/>
+      <w:lvlText w:val=""/>
+      <w:lvlJc w:val="left"/>
+      <w:pPr>
+        <w:tabs>
+          <w:tab w:val="num" w:pos="6480"/>
+        </w:tabs>
+        <w:ind w:left="6480" w:hanging="360"/>
+      </w:pPr>
+      <w:rPr>
+        <w:rFonts w:ascii="Wingdings" w:hAnsi="Wingdings" w:hint="default"/>
+        <w:sz w:val="20"/>
+      </w:rPr>
+    </w:lvl>
+  </w:abstractNum>
+  <w:abstractNum w:abstractNumId="1" w15:restartNumberingAfterBreak="0">
+    <w:nsid w:val="4ED20B3A"/>
+    <w:multiLevelType w:val="multilevel"/>
+    <w:tmpl w:val="E004A7E8"/>
+    <w:lvl w:ilvl="0">
+      <w:start w:val="1"/>
+      <w:numFmt w:val="decimal"/>
+      <w:lvlText w:val="%1."/>
+      <w:lvlJc w:val="left"/>
+      <w:pPr>
+        <w:tabs>
+          <w:tab w:val="num" w:pos="720"/>
+        </w:tabs>
+        <w:ind w:left="720" w:hanging="360"/>
+      </w:pPr>
+    </w:lvl>
+    <w:lvl w:ilvl="1">
+      <w:start w:val="1"/>
+      <w:numFmt w:val="bullet"/>
+      <w:lvlText w:val="o"/>
+      <w:lvlJc w:val="left"/>
+      <w:pPr>
+        <w:tabs>
+          <w:tab w:val="num" w:pos="1440"/>
+        </w:tabs>
+        <w:ind w:left="1440" w:hanging="360"/>
+      </w:pPr>
+      <w:rPr>
+        <w:rFonts w:ascii="Courier New" w:hAnsi="Courier New" w:hint="default"/>
+        <w:sz w:val="20"/>
+      </w:rPr>
+    </w:lvl>
+    <w:lvl w:ilvl="2" w:tentative="1">
+      <w:start w:val="1"/>
+      <w:numFmt w:val="decimal"/>
+      <w:lvlText w:val="%3."/>
+      <w:lvlJc w:val="left"/>
+      <w:pPr>
+        <w:tabs>
+          <w:tab w:val="num" w:pos="2160"/>
+        </w:tabs>
+        <w:ind w:left="2160" w:hanging="360"/>
+      </w:pPr>
+    </w:lvl>
+    <w:lvl w:ilvl="3" w:tentative="1">
+      <w:start w:val="1"/>
+      <w:numFmt w:val="decimal"/>
+      <w:lvlText w:val="%4."/>
+      <w:lvlJc w:val="left"/>
+      <w:pPr>
+        <w:tabs>
+          <w:tab w:val="num" w:pos="2880"/>
+        </w:tabs>
+        <w:ind w:left="2880" w:hanging="360"/>
+      </w:pPr>
+    </w:lvl>
+    <w:lvl w:ilvl="4" w:tentative="1">
+      <w:start w:val="1"/>
+      <w:numFmt w:val="decimal"/>
+      <w:lvlText w:val="%5."/>
+      <w:lvlJc w:val="left"/>
+      <w:pPr>
+        <w:tabs>
+          <w:tab w:val="num" w:pos="3600"/>
+        </w:tabs>
+        <w:ind w:left="3600" w:hanging="360"/>
+      </w:pPr>
+    </w:lvl>
+    <w:lvl w:ilvl="5" w:tentative="1">
+      <w:start w:val="1"/>
+      <w:numFmt w:val="decimal"/>
+      <w:lvlText w:val="%6."/>
+      <w:lvlJc w:val="left"/>
+      <w:pPr>
+        <w:tabs>
+          <w:tab w:val="num" w:pos="4320"/>
+        </w:tabs>
+        <w:ind w:left="4320" w:hanging="360"/>
+      </w:pPr>
+    </w:lvl>
+    <w:lvl w:ilvl="6" w:tentative="1">
+      <w:start w:val="1"/>
+      <w:numFmt w:val="decimal"/>
+      <w:lvlText w:val="%7."/>
+      <w:lvlJc w:val="left"/>
+      <w:pPr>
+        <w:tabs>
+          <w:tab w:val="num" w:pos="5040"/>
+        </w:tabs>
+        <w:ind w:left="5040" w:hanging="360"/>
+      </w:pPr>
+    </w:lvl>
+    <w:lvl w:ilvl="7" w:tentative="1">
+      <w:start w:val="1"/>
+      <w:numFmt w:val="decimal"/>
+      <w:lvlText w:val="%8."/>
+      <w:lvlJc w:val="left"/>
+      <w:pPr>
+        <w:tabs>
+          <w:tab w:val="num" w:pos="5760"/>
+        </w:tabs>
+        <w:ind w:left="5760" w:hanging="360"/>
+      </w:pPr>
+    </w:lvl>
+    <w:lvl w:ilvl="8" w:tentative="1">
+      <w:start w:val="1"/>
+      <w:numFmt w:val="decimal"/>
+      <w:lvlText w:val="%9."/>
+      <w:lvlJc w:val="left"/>
+      <w:pPr>
+        <w:tabs>
+          <w:tab w:val="num" w:pos="6480"/>
+        </w:tabs>
+        <w:ind w:left="6480" w:hanging="360"/>
+      </w:pPr>
+    </w:lvl>
+  </w:abstractNum>
+  <w:abstractNum w:abstractNumId="2" w15:restartNumberingAfterBreak="0">
+    <w:nsid w:val="553754F7"/>
+    <w:multiLevelType w:val="hybridMultilevel"/>
+    <w:tmpl w:val="B840F956"/>
+    <w:lvl w:ilvl="0" w:tplc="0809000F">
+      <w:start w:val="1"/>
+      <w:numFmt w:val="decimal"/>
+      <w:lvlText w:val="%1."/>
+      <w:lvlJc w:val="left"/>
+      <w:pPr>
+        <w:ind w:left="720" w:hanging="360"/>
+      </w:pPr>
+      <w:rPr>
+        <w:rFonts w:hint="default"/>
+      </w:rPr>
+    </w:lvl>
+    <w:lvl w:ilvl="1" w:tplc="08090019" w:tentative="1">
+      <w:start w:val="1"/>
+      <w:numFmt w:val="lowerLetter"/>
+      <w:lvlText w:val="%2."/>
+      <w:lvlJc w:val="left"/>
+      <w:pPr>
+        <w:ind w:left="1440" w:hanging="360"/>
+      </w:pPr>
+    </w:lvl>
+    <w:lvl w:ilvl="2" w:tplc="0809001B" w:tentative="1">
+      <w:start w:val="1"/>
+      <w:numFmt w:val="lowerRoman"/>
+      <w:lvlText w:val="%3."/>
+      <w:lvlJc w:val="right"/>
+      <w:pPr>
+        <w:ind w:left="2160" w:hanging="180"/>
+      </w:pPr>
+    </w:lvl>
+    <w:lvl w:ilvl="3" w:tplc="0809000F" w:tentative="1">
+      <w:start w:val="1"/>
+      <w:numFmt w:val="decimal"/>
+      <w:lvlText w:val="%4."/>
+      <w:lvlJc w:val="left"/>
+      <w:pPr>
+        <w:ind w:left="2880" w:hanging="360"/>
+      </w:pPr>
+    </w:lvl>
+    <w:lvl w:ilvl="4" w:tplc="08090019" w:tentative="1">
+      <w:start w:val="1"/>
+      <w:numFmt w:val="lowerLetter"/>
+      <w:lvlText w:val="%5."/>
+      <w:lvlJc w:val="left"/>
+      <w:pPr>
+        <w:ind w:left="3600" w:hanging="360"/>
+      </w:pPr>
+    </w:lvl>
+    <w:lvl w:ilvl="5" w:tplc="0809001B" w:tentative="1">
+      <w:start w:val="1"/>
+      <w:numFmt w:val="lowerRoman"/>
+      <w:lvlText w:val="%6."/>
+      <w:lvlJc w:val="right"/>
+      <w:pPr>
+        <w:ind w:left="4320" w:hanging="180"/>
+      </w:pPr>
+    </w:lvl>
+    <w:lvl w:ilvl="6" w:tplc="0809000F" w:tentative="1">
+      <w:start w:val="1"/>
+      <w:numFmt w:val="decimal"/>
+      <w:lvlText w:val="%7."/>
+      <w:lvlJc w:val="left"/>
+      <w:pPr>
+        <w:ind w:left="5040" w:hanging="360"/>
+      </w:pPr>
+    </w:lvl>
+    <w:lvl w:ilvl="7" w:tplc="08090019" w:tentative="1">
+      <w:start w:val="1"/>
+      <w:numFmt w:val="lowerLetter"/>
+      <w:lvlText w:val="%8."/>
+      <w:lvlJc w:val="left"/>
+      <w:pPr>
+        <w:ind w:left="5760" w:hanging="360"/>
+      </w:pPr>
+    </w:lvl>
+    <w:lvl w:ilvl="8" w:tplc="0809001B" w:tentative="1">
+      <w:start w:val="1"/>
+      <w:numFmt w:val="lowerRoman"/>
+      <w:lvlText w:val="%9."/>
+      <w:lvlJc w:val="right"/>
+      <w:pPr>
+        <w:ind w:left="6480" w:hanging="180"/>
+      </w:pPr>
+    </w:lvl>
+  </w:abstractNum>
+  <w:abstractNum w:abstractNumId="3" w15:restartNumberingAfterBreak="0">
+    <w:nsid w:val="5DF839C4"/>
+    <w:multiLevelType w:val="multilevel"/>
+    <w:tmpl w:val="A2D4191A"/>
+    <w:lvl w:ilvl="0">
+      <w:start w:val="1"/>
+      <w:numFmt w:val="decimal"/>
+      <w:lvlText w:val="%1."/>
+      <w:lvlJc w:val="left"/>
+      <w:pPr>
+        <w:tabs>
+          <w:tab w:val="num" w:pos="720"/>
+        </w:tabs>
+        <w:ind w:left="720" w:hanging="360"/>
+      </w:pPr>
+    </w:lvl>
+    <w:lvl w:ilvl="1">
+      <w:start w:val="1"/>
+      <w:numFmt w:val="bullet"/>
+      <w:lvlText w:val="o"/>
+      <w:lvlJc w:val="left"/>
+      <w:pPr>
+        <w:tabs>
+          <w:tab w:val="num" w:pos="1440"/>
+        </w:tabs>
+        <w:ind w:left="1440" w:hanging="360"/>
+      </w:pPr>
+      <w:rPr>
+        <w:rFonts w:ascii="Courier New" w:hAnsi="Courier New" w:hint="default"/>
+        <w:sz w:val="20"/>
+      </w:rPr>
+    </w:lvl>
+    <w:lvl w:ilvl="2" w:tentative="1">
+      <w:start w:val="1"/>
+      <w:numFmt w:val="decimal"/>
+      <w:lvlText w:val="%3."/>
+      <w:lvlJc w:val="left"/>
+      <w:pPr>
+        <w:tabs>
+          <w:tab w:val="num" w:pos="2160"/>
+        </w:tabs>
+        <w:ind w:left="2160" w:hanging="360"/>
+      </w:pPr>
+    </w:lvl>
+    <w:lvl w:ilvl="3" w:tentative="1">
+      <w:start w:val="1"/>
+      <w:numFmt w:val="decimal"/>
+      <w:lvlText w:val="%4."/>
+      <w:lvlJc w:val="left"/>
+      <w:pPr>
+        <w:tabs>
+          <w:tab w:val="num" w:pos="2880"/>
+        </w:tabs>
+        <w:ind w:left="2880" w:hanging="360"/>
+      </w:pPr>
+    </w:lvl>
+    <w:lvl w:ilvl="4" w:tentative="1">
+      <w:start w:val="1"/>
+      <w:numFmt w:val="decimal"/>
+      <w:lvlText w:val="%5."/>
+      <w:lvlJc w:val="left"/>
+      <w:pPr>
+        <w:tabs>
+          <w:tab w:val="num" w:pos="3600"/>
+        </w:tabs>
+        <w:ind w:left="3600" w:hanging="360"/>
+      </w:pPr>
+    </w:lvl>
+    <w:lvl w:ilvl="5" w:tentative="1">
+      <w:start w:val="1"/>
+      <w:numFmt w:val="decimal"/>
+      <w:lvlText w:val="%6."/>
+      <w:lvlJc w:val="left"/>
+      <w:pPr>
+        <w:tabs>
+          <w:tab w:val="num" w:pos="4320"/>
+        </w:tabs>
+        <w:ind w:left="4320" w:hanging="360"/>
+      </w:pPr>
+    </w:lvl>
+    <w:lvl w:ilvl="6" w:tentative="1">
+      <w:start w:val="1"/>
+      <w:numFmt w:val="decimal"/>
+      <w:lvlText w:val="%7."/>
+      <w:lvlJc w:val="left"/>
+      <w:pPr>
+        <w:tabs>
+          <w:tab w:val="num" w:pos="5040"/>
+        </w:tabs>
+        <w:ind w:left="5040" w:hanging="360"/>
+      </w:pPr>
+    </w:lvl>
+    <w:lvl w:ilvl="7" w:tentative="1">
+      <w:start w:val="1"/>
+      <w:numFmt w:val="decimal"/>
+      <w:lvlText w:val="%8."/>
+      <w:lvlJc w:val="left"/>
+      <w:pPr>
+        <w:tabs>
+          <w:tab w:val="num" w:pos="5760"/>
+        </w:tabs>
+        <w:ind w:left="5760" w:hanging="360"/>
+      </w:pPr>
+    </w:lvl>
+    <w:lvl w:ilvl="8" w:tentative="1">
+      <w:start w:val="1"/>
+      <w:numFmt w:val="decimal"/>
+      <w:lvlText w:val="%9."/>
+      <w:lvlJc w:val="left"/>
+      <w:pPr>
+        <w:tabs>
+          <w:tab w:val="num" w:pos="6480"/>
+        </w:tabs>
+        <w:ind w:left="6480" w:hanging="360"/>
+      </w:pPr>
+    </w:lvl>
+  </w:abstractNum>
+  <w:abstractNum w:abstractNumId="4" w15:restartNumberingAfterBreak="0">
+    <w:nsid w:val="725F7266"/>
+    <w:multiLevelType w:val="multilevel"/>
+    <w:tmpl w:val="F5F696EE"/>
+    <w:lvl w:ilvl="0">
+      <w:start w:val="1"/>
+      <w:numFmt w:val="bullet"/>
+      <w:lvlText w:val=""/>
+      <w:lvlJc w:val="left"/>
+      <w:pPr>
+        <w:tabs>
+          <w:tab w:val="num" w:pos="720"/>
+        </w:tabs>
+        <w:ind w:left="720" w:hanging="360"/>
+      </w:pPr>
+      <w:rPr>
+        <w:rFonts w:ascii="Symbol" w:hAnsi="Symbol" w:hint="default"/>
+        <w:sz w:val="20"/>
+      </w:rPr>
+    </w:lvl>
+    <w:lvl w:ilvl="1" w:tentative="1">
+      <w:start w:val="1"/>
+      <w:numFmt w:val="bullet"/>
+      <w:lvlText w:val="o"/>
+      <w:lvlJc w:val="left"/>
+      <w:pPr>
+        <w:tabs>
+          <w:tab w:val="num" w:pos="1440"/>
+        </w:tabs>
+        <w:ind w:left="1440" w:hanging="360"/>
+      </w:pPr>
+      <w:rPr>
+        <w:rFonts w:ascii="Courier New" w:hAnsi="Courier New" w:hint="default"/>
+        <w:sz w:val="20"/>
+      </w:rPr>
+    </w:lvl>
+    <w:lvl w:ilvl="2" w:tentative="1">
+      <w:start w:val="1"/>
+      <w:numFmt w:val="bullet"/>
+      <w:lvlText w:val=""/>
+      <w:lvlJc w:val="left"/>
+      <w:pPr>
+        <w:tabs>
+          <w:tab w:val="num" w:pos="2160"/>
+        </w:tabs>
+        <w:ind w:left="2160" w:hanging="360"/>
+      </w:pPr>
+      <w:rPr>
+        <w:rFonts w:ascii="Wingdings" w:hAnsi="Wingdings" w:hint="default"/>
+        <w:sz w:val="20"/>
+      </w:rPr>
+    </w:lvl>
+    <w:lvl w:ilvl="3" w:tentative="1">
+      <w:start w:val="1"/>
+      <w:numFmt w:val="bullet"/>
+      <w:lvlText w:val=""/>
+      <w:lvlJc w:val="left"/>
+      <w:pPr>
+        <w:tabs>
+          <w:tab w:val="num" w:pos="2880"/>
+        </w:tabs>
+        <w:ind w:left="2880" w:hanging="360"/>
+      </w:pPr>
+      <w:rPr>
+        <w:rFonts w:ascii="Wingdings" w:hAnsi="Wingdings" w:hint="default"/>
+        <w:sz w:val="20"/>
+      </w:rPr>
+    </w:lvl>
+    <w:lvl w:ilvl="4" w:tentative="1">
+      <w:start w:val="1"/>
+      <w:numFmt w:val="bullet"/>
+      <w:lvlText w:val=""/>
+      <w:lvlJc w:val="left"/>
+      <w:pPr>
+        <w:tabs>
+          <w:tab w:val="num" w:pos="3600"/>
+        </w:tabs>
+        <w:ind w:left="3600" w:hanging="360"/>
+      </w:pPr>
+      <w:rPr>
+        <w:rFonts w:ascii="Wingdings" w:hAnsi="Wingdings" w:hint="default"/>
+        <w:sz w:val="20"/>
+      </w:rPr>
+    </w:lvl>
+    <w:lvl w:ilvl="5" w:tentative="1">
+      <w:start w:val="1"/>
+      <w:numFmt w:val="bullet"/>
+      <w:lvlText w:val=""/>
+      <w:lvlJc w:val="left"/>
+      <w:pPr>
+        <w:tabs>
+          <w:tab w:val="num" w:pos="4320"/>
+        </w:tabs>
+        <w:ind w:left="4320" w:hanging="360"/>
+      </w:pPr>
+      <w:rPr>
+        <w:rFonts w:ascii="Wingdings" w:hAnsi="Wingdings" w:hint="default"/>
+        <w:sz w:val="20"/>
+      </w:rPr>
+    </w:lvl>
+    <w:lvl w:ilvl="6" w:tentative="1">
+      <w:start w:val="1"/>
+      <w:numFmt w:val="bullet"/>
+      <w:lvlText w:val=""/>
+      <w:lvlJc w:val="left"/>
+      <w:pPr>
+        <w:tabs>
+          <w:tab w:val="num" w:pos="5040"/>
+        </w:tabs>
+        <w:ind w:left="5040" w:hanging="360"/>
+      </w:pPr>
+      <w:rPr>
+        <w:rFonts w:ascii="Wingdings" w:hAnsi="Wingdings" w:hint="default"/>
+        <w:sz w:val="20"/>
+      </w:rPr>
+    </w:lvl>
+    <w:lvl w:ilvl="7" w:tentative="1">
+      <w:start w:val="1"/>
+      <w:numFmt w:val="bullet"/>
+      <w:lvlText w:val=""/>
+      <w:lvlJc w:val="left"/>
+      <w:pPr>
+        <w:tabs>
+          <w:tab w:val="num" w:pos="5760"/>
+        </w:tabs>
+        <w:ind w:left="5760" w:hanging="360"/>
+      </w:pPr>
+      <w:rPr>
+        <w:rFonts w:ascii="Wingdings" w:hAnsi="Wingdings" w:hint="default"/>
+        <w:sz w:val="20"/>
+      </w:rPr>
+    </w:lvl>
+    <w:lvl w:ilvl="8" w:tentative="1">
+      <w:start w:val="1"/>
+      <w:numFmt w:val="bullet"/>
+      <w:lvlText w:val=""/>
+      <w:lvlJc w:val="left"/>
+      <w:pPr>
+        <w:tabs>
+          <w:tab w:val="num" w:pos="6480"/>
+        </w:tabs>
+        <w:ind w:left="6480" w:hanging="360"/>
+      </w:pPr>
+      <w:rPr>
+        <w:rFonts w:ascii="Wingdings" w:hAnsi="Wingdings" w:hint="default"/>
+        <w:sz w:val="20"/>
+      </w:rPr>
+    </w:lvl>
+  </w:abstractNum>
+  <w:num w:numId="1" w16cid:durableId="973144767">
+    <w:abstractNumId w:val="3"/>
+  </w:num>
+  <w:num w:numId="2" w16cid:durableId="2083403874">
+    <w:abstractNumId w:val="1"/>
+  </w:num>
+  <w:num w:numId="3" w16cid:durableId="960303587">
+    <w:abstractNumId w:val="0"/>
+  </w:num>
+  <w:num w:numId="4" w16cid:durableId="1722556040">
+    <w:abstractNumId w:val="4"/>
+  </w:num>
+  <w:num w:numId="5" w16cid:durableId="361783578">
+    <w:abstractNumId w:val="2"/>
+  </w:num>
+</w:numbering>
 </file>
 
 <file path=word/styles.xml><?xml version="1.0" encoding="utf-8"?>
@@ -662,7 +1333,6 @@
   <w:style w:type="character" w:default="1" w:styleId="DefaultParagraphFont">
     <w:name w:val="Default Paragraph Font"/>
     <w:uiPriority w:val="1"/>
-    <w:semiHidden/>
     <w:unhideWhenUsed/>
   </w:style>
   <w:style w:type="table" w:default="1" w:styleId="TableNormal">
